--- a/packages/fidelity-lab/fixtures/014-mermaid-mixed/.output/document.docx
+++ b/packages/fidelity-lab/fixtures/014-mermaid-mixed/.output/document.docx
@@ -5,7 +5,7 @@
     <w:p>
       <w:pPr>
         <w:pStyle w:val="Heading1"/>
-        <w:spacing w:before="240" w:after="120"/>
+        <w:spacing w:before="480" w:after="160"/>
       </w:pPr>
       <w:r>
         <w:t xml:space="preserve">Mixed Content</w:t>
@@ -13,7 +13,7 @@
     </w:p>
     <w:p>
       <w:pPr>
-        <w:spacing w:after="120"/>
+        <w:spacing w:after="160"/>
       </w:pPr>
       <w:r>
         <w:t xml:space="preserve">Here is a paragraph before the diagram.</w:t>
@@ -70,7 +70,7 @@
     <w:p>
       <w:pPr>
         <w:pStyle w:val="Heading2"/>
-        <w:spacing w:before="240" w:after="120"/>
+        <w:spacing w:before="480" w:after="160"/>
       </w:pPr>
       <w:r>
         <w:t xml:space="preserve">Some Code</w:t>
@@ -90,9 +90,9 @@
       <w:r>
         <w:rPr>
           <w:color w:val="6B7280"/>
-          <w:sz w:val="16"/>
-          <w:szCs w:val="16"/>
-          <w:rFonts w:ascii="Consolas" w:cs="Consolas" w:eastAsia="Consolas" w:hAnsi="Consolas"/>
+          <w:sz w:val="18"/>
+          <w:szCs w:val="18"/>
+          <w:rFonts w:ascii="JetBrains Mono" w:cs="JetBrains Mono" w:eastAsia="JetBrains Mono" w:hAnsi="JetBrains Mono"/>
         </w:rPr>
         <w:t xml:space="preserve">typescript</w:t>
       </w:r>
@@ -113,7 +113,7 @@
           <w:color w:val="1F2937"/>
           <w:sz w:val="20"/>
           <w:szCs w:val="20"/>
-          <w:rFonts w:ascii="Consolas" w:cs="Consolas" w:eastAsia="Consolas" w:hAnsi="Consolas"/>
+          <w:rFonts w:ascii="JetBrains Mono" w:cs="JetBrains Mono" w:eastAsia="JetBrains Mono" w:hAnsi="JetBrains Mono"/>
         </w:rPr>
         <w:t xml:space="preserve">console.log("Hello");</w:t>
       </w:r>
@@ -154,10 +154,6 @@
               <w:jc w:val="left"/>
             </w:pPr>
             <w:r>
-              <w:rPr>
-                <w:b/>
-                <w:bCs/>
-              </w:rPr>
               <w:t xml:space="preserve">Syntax</w:t>
             </w:r>
           </w:p>
@@ -178,10 +174,6 @@
               <w:jc w:val="left"/>
             </w:pPr>
             <w:r>
-              <w:rPr>
-                <w:b/>
-                <w:bCs/>
-              </w:rPr>
               <w:t xml:space="preserve">Description</w:t>
             </w:r>
           </w:p>
@@ -206,10 +198,6 @@
               <w:jc w:val="left"/>
             </w:pPr>
             <w:r>
-              <w:rPr>
-                <w:b w:val="false"/>
-                <w:bCs w:val="false"/>
-              </w:rPr>
               <w:t xml:space="preserve">Header</w:t>
             </w:r>
           </w:p>
@@ -229,10 +217,6 @@
               <w:jc w:val="left"/>
             </w:pPr>
             <w:r>
-              <w:rPr>
-                <w:b w:val="false"/>
-                <w:bCs w:val="false"/>
-              </w:rPr>
               <w:t xml:space="preserve">Title</w:t>
             </w:r>
           </w:p>
@@ -257,10 +241,6 @@
               <w:jc w:val="left"/>
             </w:pPr>
             <w:r>
-              <w:rPr>
-                <w:b w:val="false"/>
-                <w:bCs w:val="false"/>
-              </w:rPr>
               <w:t xml:space="preserve">Paragraph</w:t>
             </w:r>
           </w:p>
@@ -280,10 +260,6 @@
               <w:jc w:val="left"/>
             </w:pPr>
             <w:r>
-              <w:rPr>
-                <w:b w:val="false"/>
-                <w:bCs w:val="false"/>
-              </w:rPr>
               <w:t xml:space="preserve">Text</w:t>
             </w:r>
           </w:p>
@@ -631,8 +607,19 @@
 <file path=word/styles.xml><?xml version="1.0" encoding="utf-8"?>
 <w:styles xmlns:mc="http://schemas.openxmlformats.org/markup-compatibility/2006" xmlns:r="http://schemas.openxmlformats.org/officeDocument/2006/relationships" xmlns:w="http://schemas.openxmlformats.org/wordprocessingml/2006/main" xmlns:w14="http://schemas.microsoft.com/office/word/2010/wordml" xmlns:w15="http://schemas.microsoft.com/office/word/2012/wordml" mc:Ignorable="w14 w15">
   <w:docDefaults>
-    <w:rPrDefault/>
-    <w:pPrDefault/>
+    <w:rPrDefault>
+      <w:rPr>
+        <w:color w:val="1A1A1A"/>
+        <w:sz w:val="22"/>
+        <w:szCs w:val="22"/>
+        <w:rFonts w:ascii="Arial" w:cs="Arial" w:eastAsia="Arial" w:hAnsi="Arial"/>
+      </w:rPr>
+    </w:rPrDefault>
+    <w:pPrDefault>
+      <w:pPr>
+        <w:spacing w:line="360"/>
+      </w:pPr>
+    </w:pPrDefault>
   </w:docDefaults>
   <w:style w:type="paragraph" w:styleId="Title">
     <w:name w:val="Title"/>
@@ -780,5 +767,44 @@
       <w:rFonts w:ascii="Consolas" w:cs="Consolas" w:eastAsia="Consolas" w:hAnsi="Consolas"/>
     </w:rPr>
   </w:style>
+  <w:style w:type="paragraph" w:styleId="Heading1">
+    <w:name w:val="Heading 1"/>
+    <w:basedOn w:val="Normal"/>
+    <w:next w:val="Normal"/>
+    <w:qFormat/>
+    <w:rPr>
+      <w:b/>
+      <w:bCs/>
+      <w:sz w:val="48"/>
+      <w:szCs w:val="48"/>
+      <w:rFonts w:ascii="Arial" w:cs="Arial" w:eastAsia="Arial" w:hAnsi="Arial"/>
+    </w:rPr>
+  </w:style>
+  <w:style w:type="paragraph" w:styleId="Heading2">
+    <w:name w:val="Heading 2"/>
+    <w:basedOn w:val="Normal"/>
+    <w:next w:val="Normal"/>
+    <w:qFormat/>
+    <w:rPr>
+      <w:b/>
+      <w:bCs/>
+      <w:sz w:val="36"/>
+      <w:szCs w:val="36"/>
+      <w:rFonts w:ascii="Arial" w:cs="Arial" w:eastAsia="Arial" w:hAnsi="Arial"/>
+    </w:rPr>
+  </w:style>
+  <w:style w:type="paragraph" w:styleId="Heading3">
+    <w:name w:val="Heading 3"/>
+    <w:basedOn w:val="Normal"/>
+    <w:next w:val="Normal"/>
+    <w:qFormat/>
+    <w:rPr>
+      <w:b/>
+      <w:bCs/>
+      <w:sz w:val="28"/>
+      <w:szCs w:val="28"/>
+      <w:rFonts w:ascii="Arial" w:cs="Arial" w:eastAsia="Arial" w:hAnsi="Arial"/>
+    </w:rPr>
+  </w:style>
 </w:styles>
 </file>